--- a/templates/type2_name.docx
+++ b/templates/type2_name.docx
@@ -1,6 +1,6 @@
 
 <file path=word/document.xml><?xml version="1.0" encoding="utf-8"?>
-<w:document xmlns:wpc="http://schemas.microsoft.com/office/word/2010/wordprocessingCanvas" xmlns:cx="http://schemas.microsoft.com/office/drawing/2014/chartex" xmlns:cx1="http://schemas.microsoft.com/office/drawing/2015/9/8/chartex" xmlns:cx2="http://schemas.microsoft.com/office/drawing/2015/10/21/chartex" xmlns:cx3="http://schemas.microsoft.com/office/drawing/2016/5/9/chartex" xmlns:cx4="http://schemas.microsoft.com/office/drawing/2016/5/10/chartex" xmlns:cx5="http://schemas.microsoft.com/office/drawing/2016/5/11/chartex" xmlns:cx6="http://schemas.microsoft.com/office/drawing/2016/5/12/chartex" xmlns:cx7="http://schemas.microsoft.com/office/drawing/2016/5/13/chartex" xmlns:cx8="http://schemas.microsoft.com/office/drawing/2016/5/14/chartex" xmlns:mc="http://schemas.openxmlformats.org/markup-compatibility/2006" xmlns:aink="http://schemas.microsoft.com/office/drawing/2016/ink" xmlns:am3d="http://schemas.microsoft.com/office/drawing/2017/model3d" xmlns:o="urn:schemas-microsoft-com:office:office" xmlns:oel="http://schemas.microsoft.com/office/2019/extlst" xmlns:r="http://schemas.openxmlformats.org/officeDocument/2006/relationships" xmlns:m="http://schemas.openxmlformats.org/officeDocument/2006/math" xmlns:v="urn:schemas-microsoft-com:vml" xmlns:wp14="http://schemas.microsoft.com/office/word/2010/wordprocessingDrawing" xmlns:wp="http://schemas.openxmlformats.org/drawingml/2006/wordprocessingDrawing" xmlns:w10="urn:schemas-microsoft-com:office:word" xmlns:w="http://schemas.openxmlformats.org/wordprocessingml/2006/main" xmlns:w14="http://schemas.microsoft.com/office/word/2010/wordml" xmlns:w15="http://schemas.microsoft.com/office/word/2012/wordml" xmlns:w16cex="http://schemas.microsoft.com/office/word/2018/wordml/cex" xmlns:w16cid="http://schemas.microsoft.com/office/word/2016/wordml/cid" xmlns:w16="http://schemas.microsoft.com/office/word/2018/wordml" xmlns:w16du="http://schemas.microsoft.com/office/word/2023/wordml/word16du" xmlns:w16sdtdh="http://schemas.microsoft.com/office/word/2020/wordml/sdtdatahash" xmlns:w16se="http://schemas.microsoft.com/office/word/2015/wordml/symex" xmlns:wpg="http://schemas.microsoft.com/office/word/2010/wordprocessingGroup" xmlns:wpi="http://schemas.microsoft.com/office/word/2010/wordprocessingInk" xmlns:wne="http://schemas.microsoft.com/office/word/2006/wordml" xmlns:wps="http://schemas.microsoft.com/office/word/2010/wordprocessingShape" mc:Ignorable="w14 w15 w16se w16cid w16 w16cex w16sdtdh w16du wp14">
+<w:document xmlns:wpc="http://schemas.microsoft.com/office/word/2010/wordprocessingCanvas" xmlns:cx="http://schemas.microsoft.com/office/drawing/2014/chartex" xmlns:cx1="http://schemas.microsoft.com/office/drawing/2015/9/8/chartex" xmlns:cx2="http://schemas.microsoft.com/office/drawing/2015/10/21/chartex" xmlns:cx3="http://schemas.microsoft.com/office/drawing/2016/5/9/chartex" xmlns:cx4="http://schemas.microsoft.com/office/drawing/2016/5/10/chartex" xmlns:cx5="http://schemas.microsoft.com/office/drawing/2016/5/11/chartex" xmlns:cx6="http://schemas.microsoft.com/office/drawing/2016/5/12/chartex" xmlns:cx7="http://schemas.microsoft.com/office/drawing/2016/5/13/chartex" xmlns:cx8="http://schemas.microsoft.com/office/drawing/2016/5/14/chartex" xmlns:mc="http://schemas.openxmlformats.org/markup-compatibility/2006" xmlns:aink="http://schemas.microsoft.com/office/drawing/2016/ink" xmlns:am3d="http://schemas.microsoft.com/office/drawing/2017/model3d" xmlns:o="urn:schemas-microsoft-com:office:office" xmlns:oel="http://schemas.microsoft.com/office/2019/extlst" xmlns:r="http://schemas.openxmlformats.org/officeDocument/2006/relationships" xmlns:m="http://schemas.openxmlformats.org/officeDocument/2006/math" xmlns:v="urn:schemas-microsoft-com:vml" xmlns:wp14="http://schemas.microsoft.com/office/word/2010/wordprocessingDrawing" xmlns:wp="http://schemas.openxmlformats.org/drawingml/2006/wordprocessingDrawing" xmlns:w10="urn:schemas-microsoft-com:office:word" xmlns:w="http://schemas.openxmlformats.org/wordprocessingml/2006/main" xmlns:w14="http://schemas.microsoft.com/office/word/2010/wordml" xmlns:w15="http://schemas.microsoft.com/office/word/2012/wordml" xmlns:w16cex="http://schemas.microsoft.com/office/word/2018/wordml/cex" xmlns:w16cid="http://schemas.microsoft.com/office/word/2016/wordml/cid" xmlns:w16="http://schemas.microsoft.com/office/word/2018/wordml" xmlns:w16du="http://schemas.microsoft.com/office/word/2023/wordml/word16du" xmlns:w16sdtdh="http://schemas.microsoft.com/office/word/2020/wordml/sdtdatahash" xmlns:w16sdtfl="http://schemas.microsoft.com/office/word/2024/wordml/sdtformatlock" xmlns:w16se="http://schemas.microsoft.com/office/word/2015/wordml/symex" xmlns:wpg="http://schemas.microsoft.com/office/word/2010/wordprocessingGroup" xmlns:wpi="http://schemas.microsoft.com/office/word/2010/wordprocessingInk" xmlns:wne="http://schemas.microsoft.com/office/word/2006/wordml" xmlns:wps="http://schemas.microsoft.com/office/word/2010/wordprocessingShape" mc:Ignorable="w14 w15 w16se w16cid w16 w16cex w16sdtdh w16sdtfl w16du wp14">
   <w:body>
     <w:p>
       <w:pPr>
@@ -441,7 +441,7 @@
           <w:noProof/>
         </w:rPr>
         <w:drawing>
-          <wp:anchor distT="0" distB="0" distL="114300" distR="114300" simplePos="0" relativeHeight="251660288" behindDoc="1" locked="0" layoutInCell="1" allowOverlap="1" wp14:anchorId="29890D47" wp14:editId="09CF2720">
+          <wp:anchor distT="0" distB="0" distL="114300" distR="114300" simplePos="0" relativeHeight="251660288" behindDoc="1" locked="0" layoutInCell="1" allowOverlap="1" wp14:anchorId="29890D47" wp14:editId="0CE2423C">
             <wp:simplePos x="0" y="0"/>
             <wp:positionH relativeFrom="page">
               <wp:align>center</wp:align>
@@ -479,6 +479,7 @@
                   </pic:nvPicPr>
                   <pic:blipFill>
                     <a:blip r:embed="rId6" cstate="print">
+                      <a:alphaModFix amt="20000"/>
                       <a:extLst>
                         <a:ext uri="{28A0092B-C50C-407E-A947-70E740481C1C}">
                           <a14:useLocalDpi xmlns:a14="http://schemas.microsoft.com/office/drawing/2010/main" val="0"/>
@@ -523,7 +524,7 @@
 </file>
 
 <file path=word/numbering.xml><?xml version="1.0" encoding="utf-8"?>
-<w:numbering xmlns:wpc="http://schemas.microsoft.com/office/word/2010/wordprocessingCanvas" xmlns:cx="http://schemas.microsoft.com/office/drawing/2014/chartex" xmlns:cx1="http://schemas.microsoft.com/office/drawing/2015/9/8/chartex" xmlns:cx2="http://schemas.microsoft.com/office/drawing/2015/10/21/chartex" xmlns:cx3="http://schemas.microsoft.com/office/drawing/2016/5/9/chartex" xmlns:cx4="http://schemas.microsoft.com/office/drawing/2016/5/10/chartex" xmlns:cx5="http://schemas.microsoft.com/office/drawing/2016/5/11/chartex" xmlns:cx6="http://schemas.microsoft.com/office/drawing/2016/5/12/chartex" xmlns:cx7="http://schemas.microsoft.com/office/drawing/2016/5/13/chartex" xmlns:cx8="http://schemas.microsoft.com/office/drawing/2016/5/14/chartex" xmlns:mc="http://schemas.openxmlformats.org/markup-compatibility/2006" xmlns:aink="http://schemas.microsoft.com/office/drawing/2016/ink" xmlns:am3d="http://schemas.microsoft.com/office/drawing/2017/model3d" xmlns:o="urn:schemas-microsoft-com:office:office" xmlns:oel="http://schemas.microsoft.com/office/2019/extlst" xmlns:r="http://schemas.openxmlformats.org/officeDocument/2006/relationships" xmlns:m="http://schemas.openxmlformats.org/officeDocument/2006/math" xmlns:v="urn:schemas-microsoft-com:vml" xmlns:wp14="http://schemas.microsoft.com/office/word/2010/wordprocessingDrawing" xmlns:wp="http://schemas.openxmlformats.org/drawingml/2006/wordprocessingDrawing" xmlns:w10="urn:schemas-microsoft-com:office:word" xmlns:w="http://schemas.openxmlformats.org/wordprocessingml/2006/main" xmlns:w14="http://schemas.microsoft.com/office/word/2010/wordml" xmlns:w15="http://schemas.microsoft.com/office/word/2012/wordml" xmlns:w16cex="http://schemas.microsoft.com/office/word/2018/wordml/cex" xmlns:w16cid="http://schemas.microsoft.com/office/word/2016/wordml/cid" xmlns:w16="http://schemas.microsoft.com/office/word/2018/wordml" xmlns:w16du="http://schemas.microsoft.com/office/word/2023/wordml/word16du" xmlns:w16sdtdh="http://schemas.microsoft.com/office/word/2020/wordml/sdtdatahash" xmlns:w16se="http://schemas.microsoft.com/office/word/2015/wordml/symex" xmlns:wpg="http://schemas.microsoft.com/office/word/2010/wordprocessingGroup" xmlns:wpi="http://schemas.microsoft.com/office/word/2010/wordprocessingInk" xmlns:wne="http://schemas.microsoft.com/office/word/2006/wordml" xmlns:wps="http://schemas.microsoft.com/office/word/2010/wordprocessingShape" mc:Ignorable="w14 w15 w16se w16cid w16 w16cex w16sdtdh w16du wp14">
+<w:numbering xmlns:wpc="http://schemas.microsoft.com/office/word/2010/wordprocessingCanvas" xmlns:cx="http://schemas.microsoft.com/office/drawing/2014/chartex" xmlns:cx1="http://schemas.microsoft.com/office/drawing/2015/9/8/chartex" xmlns:cx2="http://schemas.microsoft.com/office/drawing/2015/10/21/chartex" xmlns:cx3="http://schemas.microsoft.com/office/drawing/2016/5/9/chartex" xmlns:cx4="http://schemas.microsoft.com/office/drawing/2016/5/10/chartex" xmlns:cx5="http://schemas.microsoft.com/office/drawing/2016/5/11/chartex" xmlns:cx6="http://schemas.microsoft.com/office/drawing/2016/5/12/chartex" xmlns:cx7="http://schemas.microsoft.com/office/drawing/2016/5/13/chartex" xmlns:cx8="http://schemas.microsoft.com/office/drawing/2016/5/14/chartex" xmlns:mc="http://schemas.openxmlformats.org/markup-compatibility/2006" xmlns:aink="http://schemas.microsoft.com/office/drawing/2016/ink" xmlns:am3d="http://schemas.microsoft.com/office/drawing/2017/model3d" xmlns:o="urn:schemas-microsoft-com:office:office" xmlns:oel="http://schemas.microsoft.com/office/2019/extlst" xmlns:r="http://schemas.openxmlformats.org/officeDocument/2006/relationships" xmlns:m="http://schemas.openxmlformats.org/officeDocument/2006/math" xmlns:v="urn:schemas-microsoft-com:vml" xmlns:wp14="http://schemas.microsoft.com/office/word/2010/wordprocessingDrawing" xmlns:wp="http://schemas.openxmlformats.org/drawingml/2006/wordprocessingDrawing" xmlns:w10="urn:schemas-microsoft-com:office:word" xmlns:w="http://schemas.openxmlformats.org/wordprocessingml/2006/main" xmlns:w14="http://schemas.microsoft.com/office/word/2010/wordml" xmlns:w15="http://schemas.microsoft.com/office/word/2012/wordml" xmlns:w16cex="http://schemas.microsoft.com/office/word/2018/wordml/cex" xmlns:w16cid="http://schemas.microsoft.com/office/word/2016/wordml/cid" xmlns:w16="http://schemas.microsoft.com/office/word/2018/wordml" xmlns:w16du="http://schemas.microsoft.com/office/word/2023/wordml/word16du" xmlns:w16sdtdh="http://schemas.microsoft.com/office/word/2020/wordml/sdtdatahash" xmlns:w16sdtfl="http://schemas.microsoft.com/office/word/2024/wordml/sdtformatlock" xmlns:w16se="http://schemas.microsoft.com/office/word/2015/wordml/symex" xmlns:wpg="http://schemas.microsoft.com/office/word/2010/wordprocessingGroup" xmlns:wpi="http://schemas.microsoft.com/office/word/2010/wordprocessingInk" xmlns:wne="http://schemas.microsoft.com/office/word/2006/wordml" xmlns:wps="http://schemas.microsoft.com/office/word/2010/wordprocessingShape" mc:Ignorable="w14 w15 w16se w16cid w16 w16cex w16sdtdh w16sdtfl w16du wp14">
   <w:abstractNum w:abstractNumId="0" w15:restartNumberingAfterBreak="1">
     <w:nsid w:val="0F6551FC"/>
     <w:multiLevelType w:val="multilevel"/>
@@ -672,121 +673,8 @@
 </w:numbering>
 </file>
 
-<file path=word/recipientData.xml><?xml version="1.0" encoding="utf-8"?>
-<wne:recipients xmlns:wpc="http://schemas.microsoft.com/office/word/2010/wordprocessingCanvas" xmlns:cx="http://schemas.microsoft.com/office/drawing/2014/chartex" xmlns:cx1="http://schemas.microsoft.com/office/drawing/2015/9/8/chartex" xmlns:cx2="http://schemas.microsoft.com/office/drawing/2015/10/21/chartex" xmlns:cx3="http://schemas.microsoft.com/office/drawing/2016/5/9/chartex" xmlns:cx4="http://schemas.microsoft.com/office/drawing/2016/5/10/chartex" xmlns:cx5="http://schemas.microsoft.com/office/drawing/2016/5/11/chartex" xmlns:cx6="http://schemas.microsoft.com/office/drawing/2016/5/12/chartex" xmlns:cx7="http://schemas.microsoft.com/office/drawing/2016/5/13/chartex" xmlns:cx8="http://schemas.microsoft.com/office/drawing/2016/5/14/chartex" xmlns:mc="http://schemas.openxmlformats.org/markup-compatibility/2006" xmlns:aink="http://schemas.microsoft.com/office/drawing/2016/ink" xmlns:am3d="http://schemas.microsoft.com/office/drawing/2017/model3d" xmlns:o="urn:schemas-microsoft-com:office:office" xmlns:oel="http://schemas.microsoft.com/office/2019/extlst" xmlns:r="http://schemas.openxmlformats.org/officeDocument/2006/relationships" xmlns:m="http://schemas.openxmlformats.org/officeDocument/2006/math" xmlns:v="urn:schemas-microsoft-com:vml" xmlns:wp14="http://schemas.microsoft.com/office/word/2010/wordprocessingDrawing" xmlns:wp="http://schemas.openxmlformats.org/drawingml/2006/wordprocessingDrawing" xmlns:w10="urn:schemas-microsoft-com:office:word" xmlns:w="http://schemas.openxmlformats.org/wordprocessingml/2006/main" xmlns:w14="http://schemas.microsoft.com/office/word/2010/wordml" xmlns:w15="http://schemas.microsoft.com/office/word/2012/wordml" xmlns:w16cex="http://schemas.microsoft.com/office/word/2018/wordml/cex" xmlns:w16cid="http://schemas.microsoft.com/office/word/2016/wordml/cid" xmlns:w16="http://schemas.microsoft.com/office/word/2018/wordml" xmlns:w16du="http://schemas.microsoft.com/office/word/2023/wordml/word16du" xmlns:w16sdtdh="http://schemas.microsoft.com/office/word/2020/wordml/sdtdatahash" xmlns:w16se="http://schemas.microsoft.com/office/word/2015/wordml/symex" xmlns:wpg="http://schemas.microsoft.com/office/word/2010/wordprocessingGroup" xmlns:wpi="http://schemas.microsoft.com/office/word/2010/wordprocessingInk" xmlns:wne="http://schemas.microsoft.com/office/word/2006/wordml" xmlns:wps="http://schemas.microsoft.com/office/word/2010/wordprocessingShape" mc:Ignorable="w14 w15 w16se w16cid w16 w16cex w16sdtdh w16du wp14">
-  <wne:recipientData>
-    <wne:active wne:val="1"/>
-    <wne:hash wne:val="1456971126"/>
-  </wne:recipientData>
-  <wne:recipientData>
-    <wne:active wne:val="1"/>
-    <wne:hash wne:val="-1930904646"/>
-  </wne:recipientData>
-  <wne:recipientData>
-    <wne:active wne:val="1"/>
-    <wne:hash wne:val="1323793562"/>
-  </wne:recipientData>
-  <wne:recipientData>
-    <wne:active wne:val="1"/>
-    <wne:hash wne:val="-1278673134"/>
-  </wne:recipientData>
-  <wne:recipientData>
-    <wne:active wne:val="1"/>
-    <wne:hash wne:val="1814850342"/>
-  </wne:recipientData>
-  <wne:recipientData>
-    <wne:active wne:val="1"/>
-    <wne:hash wne:val="766099746"/>
-  </wne:recipientData>
-  <wne:recipientData>
-    <wne:active wne:val="1"/>
-    <wne:hash wne:val="1599988310"/>
-  </wne:recipientData>
-  <wne:recipientData>
-    <wne:active wne:val="1"/>
-    <wne:hash wne:val="1644643344"/>
-  </wne:recipientData>
-  <wne:recipientData>
-    <wne:active wne:val="1"/>
-    <wne:hash wne:val="318256314"/>
-  </wne:recipientData>
-  <wne:recipientData>
-    <wne:active wne:val="1"/>
-    <wne:hash wne:val="-1278899236"/>
-  </wne:recipientData>
-  <wne:recipientData>
-    <wne:active wne:val="1"/>
-    <wne:hash wne:val="1098508330"/>
-  </wne:recipientData>
-  <wne:recipientData>
-    <wne:active wne:val="1"/>
-    <wne:hash wne:val="193343490"/>
-  </wne:recipientData>
-  <wne:recipientData>
-    <wne:active wne:val="1"/>
-    <wne:hash wne:val="-1476605264"/>
-  </wne:recipientData>
-  <wne:recipientData>
-    <wne:active wne:val="1"/>
-    <wne:hash wne:val="-1395742150"/>
-  </wne:recipientData>
-  <wne:recipientData>
-    <wne:active wne:val="1"/>
-    <wne:hash wne:val="1246041382"/>
-  </wne:recipientData>
-  <wne:recipientData>
-    <wne:active wne:val="1"/>
-    <wne:hash wne:val="1606786982"/>
-  </wne:recipientData>
-  <wne:recipientData>
-    <wne:active wne:val="1"/>
-    <wne:hash wne:val="-1698550662"/>
-  </wne:recipientData>
-  <wne:recipientData>
-    <wne:active wne:val="1"/>
-    <wne:hash wne:val="880700020"/>
-  </wne:recipientData>
-  <wne:recipientData>
-    <wne:active wne:val="1"/>
-    <wne:hash wne:val="-129853732"/>
-  </wne:recipientData>
-  <wne:recipientData>
-    <wne:active wne:val="1"/>
-    <wne:hash wne:val="266042426"/>
-  </wne:recipientData>
-  <wne:recipientData>
-    <wne:active wne:val="1"/>
-    <wne:hash wne:val="1016589008"/>
-  </wne:recipientData>
-  <wne:recipientData>
-    <wne:active wne:val="1"/>
-    <wne:hash wne:val="189710470"/>
-  </wne:recipientData>
-  <wne:recipientData>
-    <wne:active wne:val="1"/>
-    <wne:hash wne:val="1774517062"/>
-  </wne:recipientData>
-  <wne:recipientData>
-    <wne:active wne:val="1"/>
-    <wne:hash wne:val="1187553062"/>
-  </wne:recipientData>
-  <wne:recipientData>
-    <wne:active wne:val="1"/>
-    <wne:hash wne:val="-421036006"/>
-  </wne:recipientData>
-  <wne:recipientData>
-    <wne:active wne:val="1"/>
-    <wne:hash wne:val="-931749142"/>
-  </wne:recipientData>
-  <wne:recipientData>
-    <wne:active wne:val="1"/>
-    <wne:hash wne:val="-734358341"/>
-  </wne:recipientData>
-</wne:recipients>
-</file>
-
 <file path=word/styles.xml><?xml version="1.0" encoding="utf-8"?>
-<w:styles xmlns:mc="http://schemas.openxmlformats.org/markup-compatibility/2006" xmlns:r="http://schemas.openxmlformats.org/officeDocument/2006/relationships" xmlns:w="http://schemas.openxmlformats.org/wordprocessingml/2006/main" xmlns:w14="http://schemas.microsoft.com/office/word/2010/wordml" xmlns:w15="http://schemas.microsoft.com/office/word/2012/wordml" xmlns:w16cex="http://schemas.microsoft.com/office/word/2018/wordml/cex" xmlns:w16cid="http://schemas.microsoft.com/office/word/2016/wordml/cid" xmlns:w16="http://schemas.microsoft.com/office/word/2018/wordml" xmlns:w16du="http://schemas.microsoft.com/office/word/2023/wordml/word16du" xmlns:w16sdtdh="http://schemas.microsoft.com/office/word/2020/wordml/sdtdatahash" xmlns:w16se="http://schemas.microsoft.com/office/word/2015/wordml/symex" mc:Ignorable="w14 w15 w16se w16cid w16 w16cex w16sdtdh w16du">
+<w:styles xmlns:mc="http://schemas.openxmlformats.org/markup-compatibility/2006" xmlns:r="http://schemas.openxmlformats.org/officeDocument/2006/relationships" xmlns:w="http://schemas.openxmlformats.org/wordprocessingml/2006/main" xmlns:w14="http://schemas.microsoft.com/office/word/2010/wordml" xmlns:w15="http://schemas.microsoft.com/office/word/2012/wordml" xmlns:w16cex="http://schemas.microsoft.com/office/word/2018/wordml/cex" xmlns:w16cid="http://schemas.microsoft.com/office/word/2016/wordml/cid" xmlns:w16="http://schemas.microsoft.com/office/word/2018/wordml" xmlns:w16du="http://schemas.microsoft.com/office/word/2023/wordml/word16du" xmlns:w16sdtdh="http://schemas.microsoft.com/office/word/2020/wordml/sdtdatahash" xmlns:w16sdtfl="http://schemas.microsoft.com/office/word/2024/wordml/sdtformatlock" xmlns:w16se="http://schemas.microsoft.com/office/word/2015/wordml/symex" mc:Ignorable="w14 w15 w16se w16cid w16 w16cex w16sdtdh w16sdtfl w16du">
   <w:docDefaults>
     <w:rPrDefault>
       <w:rPr>
